--- a/documentation/meetings/Sprint_2_Meeting_Minutes.docx
+++ b/documentation/meetings/Sprint_2_Meeting_Minutes.docx
@@ -801,10 +801,7 @@
         <w:spacing w:after="120"/>
       </w:pPr>
       <w:r>
-        <w:t>Note: Meeting 01 recorded Chart 1 as Ilamperuma's</w:t>
-      </w:r>
-      <w:r>
-        <w:t xml:space="preserve"> initial responsibility alongside team-leader duties. On review of workload and each member's proposed encoding approach, the team reallocated Chart 1 (Temporal Heat Map) to Samarakoon and confirmed Chart 2 (Store Location Map) as Ilamperuma's individual chart, alongside her team-leader responsibilities. Chart 3 (Scatter Plot) remains De Silva's, unchanged from Meeting 01. This is the ownership carried forward into the Product Backlog and Sprint Task Log for the remainder of the project.</w:t>
+        <w:t>Note: Meeting 01 recorded Chart 1 as Ilamperuma's initial responsibility alongside team-leader duties. On review of workload and each member's proposed encoding approach, the team reallocated Chart 1 (Temporal Heat Map) to Samarakoon and confirmed Chart 2 (Store Location Map) as Ilamperuma's individual chart, alongside her team-leader responsibilities. Chart 3 (Scatter Plot) remains De Silva's, unchanged from Meeting 01. This is the ownership carried forward into the Product Backlog and Sprint Task Log for the remainder of the project.</w:t>
       </w:r>
     </w:p>
     <w:p>
@@ -853,10 +850,7 @@
       </w:pPr>
       <w:r>
         <w:lastRenderedPageBreak/>
-        <w:t>Reviewed the initial data-quality issues found during the Week 01 data analysis: a corrupted prefix on the product_category</w:t>
-      </w:r>
-      <w:r>
-        <w:t xml:space="preserve"> field (e.g. “%%%@C0ff33”), a combined product-detail field mixing type/name/size, no geographic coordinates for the three stores, and no pre-computed revenue or calendar/time-analysis fields.</w:t>
+        <w:t>Reviewed the initial data-quality issues found during the Week 01 data analysis: a corrupted prefix on the product_category field (e.g. “%%%@C0ff33”), a combined product-detail field mixing type/name/size, no geographic coordinates for the three stores, and no pre-computed revenue or calendar/time-analysis fields.</w:t>
       </w:r>
     </w:p>
     <w:p>
@@ -2392,7 +2386,15 @@
         <w:t>color</w:t>
       </w:r>
       <w:r>
-        <w:t xml:space="preserve"> meaning that will anchor the final dashboard, so the cross-chart consistency agreed in Meeting 01 is already holding at prototype stage.</w:t>
+        <w:t xml:space="preserve"> meaning that will anchor the final dashboard, so the cross-chart consistency agreed in Meeting 01 is already </w:t>
+      </w:r>
+      <w:proofErr w:type="gramStart"/>
+      <w:r>
+        <w:t>holding</w:t>
+      </w:r>
+      <w:proofErr w:type="gramEnd"/>
+      <w:r>
+        <w:t xml:space="preserve"> at prototype stage.</w:t>
       </w:r>
     </w:p>
     <w:p>
@@ -2409,7 +2411,15 @@
         <w:spacing w:after="120"/>
       </w:pPr>
       <w:r>
-        <w:t>The team reviewed the completed data-cleaning log from the Coffee Shop Sales workbook (Cleaning Log sheet), covering the full 20-step process applied to the raw 149,116-row, 10-column export:</w:t>
+        <w:t xml:space="preserve">The team reviewed the </w:t>
+      </w:r>
+      <w:proofErr w:type="gramStart"/>
+      <w:r>
+        <w:t>completed</w:t>
+      </w:r>
+      <w:proofErr w:type="gramEnd"/>
+      <w:r>
+        <w:t xml:space="preserve"> data-cleaning log from the Coffee Shop Sales workbook (Cleaning Log sheet), covering the full 20-step process applied to the raw 149,116-row, 10-column export:</w:t>
       </w:r>
     </w:p>
     <w:tbl>
@@ -2761,8 +2771,17 @@
                 <w:sz w:val="18"/>
                 <w:szCs w:val="18"/>
               </w:rPr>
-              <w:t>Checked the dataset for completely duplicated records. No duplicate</w:t>
-            </w:r>
+              <w:t xml:space="preserve">Checked the dataset for completely duplicated records. No </w:t>
+            </w:r>
+            <w:proofErr w:type="gramStart"/>
+            <w:r>
+              <w:rPr>
+                <w:sz w:val="18"/>
+                <w:szCs w:val="18"/>
+              </w:rPr>
+              <w:t>duplicate</w:t>
+            </w:r>
+            <w:proofErr w:type="gramEnd"/>
             <w:r>
               <w:rPr>
                 <w:sz w:val="18"/>
@@ -2978,8 +2997,17 @@
                 <w:sz w:val="18"/>
                 <w:szCs w:val="18"/>
               </w:rPr>
-              <w:t xml:space="preserve"> it to hh:mm:ss.</w:t>
-            </w:r>
+              <w:t xml:space="preserve"> it to hh:</w:t>
+            </w:r>
+            <w:proofErr w:type="gramStart"/>
+            <w:r>
+              <w:rPr>
+                <w:sz w:val="18"/>
+                <w:szCs w:val="18"/>
+              </w:rPr>
+              <w:t>mm:ss.</w:t>
+            </w:r>
+            <w:proofErr w:type="gramEnd"/>
           </w:p>
         </w:tc>
         <w:tc>
@@ -3063,14 +3091,7 @@
                 <w:sz w:val="18"/>
                 <w:szCs w:val="18"/>
               </w:rPr>
-              <w:t>Checked transaction_qty</w:t>
-            </w:r>
-            <w:r>
-              <w:rPr>
-                <w:sz w:val="18"/>
-                <w:szCs w:val="18"/>
-              </w:rPr>
-              <w:t xml:space="preserve"> for missing, zero and negative values. No invalid quantities were found.</w:t>
+              <w:t>Checked transaction_qty for missing, zero and negative values. No invalid quantities were found.</w:t>
             </w:r>
           </w:p>
         </w:tc>
@@ -3658,7 +3679,23 @@
                 <w:sz w:val="18"/>
                 <w:szCs w:val="18"/>
               </w:rPr>
-              <w:t>Enable product-family/category analysis.</w:t>
+              <w:t xml:space="preserve">Enable </w:t>
+            </w:r>
+            <w:proofErr w:type="gramStart"/>
+            <w:r>
+              <w:rPr>
+                <w:sz w:val="18"/>
+                <w:szCs w:val="18"/>
+              </w:rPr>
+              <w:t>product-family</w:t>
+            </w:r>
+            <w:proofErr w:type="gramEnd"/>
+            <w:r>
+              <w:rPr>
+                <w:sz w:val="18"/>
+                <w:szCs w:val="18"/>
+              </w:rPr>
+              <w:t>/category analysis.</w:t>
             </w:r>
           </w:p>
         </w:tc>
@@ -4375,13 +4412,29 @@
         <w:spacing w:after="120"/>
       </w:pPr>
       <w:r>
-        <w:t>Result: the cleaned dataset (149,116 rows × 23 columns, 13 new derived fields) passed every check with zero exceptions — 0 missing values, 0 duplicate transaction IDs, 0 duplicate rows, 0 invalid quantities or prices, and 0 invalid date/time values, across 3 stores, 9 categories and 80 products spanning 2023-01-01 to 2023-06-30. This closes out T05 (</w:t>
+        <w:t xml:space="preserve">Result: the cleaned dataset (149,116 rows × 23 columns, 13 new derived fields) passed every check with zero exceptions — 0 missing values, 0 duplicate transaction IDs, 0 duplicate rows, 0 invalid quantities or prices, and 0 invalid date/time values, across 3 stores, 9 categories and 80 products spanning </w:t>
+      </w:r>
+      <w:proofErr w:type="gramStart"/>
+      <w:r>
+        <w:t>2023-01-01</w:t>
+      </w:r>
+      <w:proofErr w:type="gramEnd"/>
+      <w:r>
+        <w:t xml:space="preserve"> to 2023-06-30. This closes out T05 (</w:t>
       </w:r>
       <w:r>
         <w:t xml:space="preserve">section </w:t>
       </w:r>
       <w:r>
-        <w:t xml:space="preserve">4) and PB-033–PB-044, and is the dataset both prototypes in </w:t>
+        <w:t>4) and PB-033–PB-</w:t>
+      </w:r>
+      <w:proofErr w:type="gramStart"/>
+      <w:r>
+        <w:t>044, and</w:t>
+      </w:r>
+      <w:proofErr w:type="gramEnd"/>
+      <w:r>
+        <w:t xml:space="preserve"> is the dataset both prototypes in </w:t>
       </w:r>
       <w:r>
         <w:t xml:space="preserve">section </w:t>
@@ -5207,12 +5260,37 @@
             </w:tcMar>
           </w:tcPr>
           <w:p>
-            <w:r>
-              <w:rPr>
-                <w:sz w:val="18"/>
-                <w:szCs w:val="18"/>
-              </w:rPr>
-              <w:t>Analyze &amp; prototype Chart 3</w:t>
+            <w:proofErr w:type="gramStart"/>
+            <w:r>
+              <w:rPr>
+                <w:sz w:val="18"/>
+                <w:szCs w:val="18"/>
+              </w:rPr>
+              <w:t>Analyze</w:t>
+            </w:r>
+            <w:proofErr w:type="gramEnd"/>
+            <w:r>
+              <w:rPr>
+                <w:sz w:val="18"/>
+                <w:szCs w:val="18"/>
+              </w:rPr>
+              <w:t xml:space="preserve"> &amp; </w:t>
+            </w:r>
+            <w:proofErr w:type="gramStart"/>
+            <w:r>
+              <w:rPr>
+                <w:sz w:val="18"/>
+                <w:szCs w:val="18"/>
+              </w:rPr>
+              <w:t>prototype</w:t>
+            </w:r>
+            <w:proofErr w:type="gramEnd"/>
+            <w:r>
+              <w:rPr>
+                <w:sz w:val="18"/>
+                <w:szCs w:val="18"/>
+              </w:rPr>
+              <w:t xml:space="preserve"> Chart 3</w:t>
             </w:r>
           </w:p>
         </w:tc>
@@ -5634,7 +5712,31 @@
         <w:spacing w:after="60"/>
       </w:pPr>
       <w:r>
-        <w:t>Chart ownership confirmed: Chart 1 (Temporal Heat Map) — Samarakoon; Chart 2 (Store Location Map) — Ilamperuma; Chart 3 (Scatter Plot) — De Silva.</w:t>
+        <w:t xml:space="preserve">Chart ownership confirmed: Chart 1 (Temporal Heat </w:t>
+      </w:r>
+      <w:proofErr w:type="gramStart"/>
+      <w:r>
+        <w:t>Map) —</w:t>
+      </w:r>
+      <w:proofErr w:type="gramEnd"/>
+      <w:r>
+        <w:t xml:space="preserve"> Samarakoon; Chart 2 (Store Location </w:t>
+      </w:r>
+      <w:proofErr w:type="gramStart"/>
+      <w:r>
+        <w:t>Map) —</w:t>
+      </w:r>
+      <w:proofErr w:type="gramEnd"/>
+      <w:r>
+        <w:t xml:space="preserve"> Ilamperuma; Chart 3 (Scatter </w:t>
+      </w:r>
+      <w:proofErr w:type="gramStart"/>
+      <w:r>
+        <w:t>Plot) —</w:t>
+      </w:r>
+      <w:proofErr w:type="gramEnd"/>
+      <w:r>
+        <w:t xml:space="preserve"> De Silva.</w:t>
       </w:r>
     </w:p>
     <w:p>
@@ -6586,6 +6688,62 @@
     </w:p>
     <w:p>
       <w:pPr>
+        <w:pStyle w:val="Heading1"/>
+        <w:spacing w:before="300" w:after="150"/>
+      </w:pPr>
+      <w:r>
+        <w:rPr>
+          <w:noProof/>
+        </w:rPr>
+        <w:drawing>
+          <wp:inline distT="0" distB="0" distL="0" distR="0" wp14:anchorId="59613EB1" wp14:editId="0D7AD2F9">
+            <wp:extent cx="5124118" cy="3352165"/>
+            <wp:effectExtent l="0" t="0" r="635" b="635"/>
+            <wp:docPr id="196610969" name="Picture 2"/>
+            <wp:cNvGraphicFramePr>
+              <a:graphicFrameLocks xmlns:a="http://schemas.openxmlformats.org/drawingml/2006/main" noChangeAspect="1"/>
+            </wp:cNvGraphicFramePr>
+            <a:graphic xmlns:a="http://schemas.openxmlformats.org/drawingml/2006/main">
+              <a:graphicData uri="http://schemas.openxmlformats.org/drawingml/2006/picture">
+                <pic:pic xmlns:pic="http://schemas.openxmlformats.org/drawingml/2006/picture">
+                  <pic:nvPicPr>
+                    <pic:cNvPr id="0" name="Picture 2"/>
+                    <pic:cNvPicPr>
+                      <a:picLocks noChangeAspect="1" noChangeArrowheads="1"/>
+                    </pic:cNvPicPr>
+                  </pic:nvPicPr>
+                  <pic:blipFill>
+                    <a:blip r:embed="rId5" cstate="print">
+                      <a:extLst>
+                        <a:ext uri="{28A0092B-C50C-407E-A947-70E740481C1C}">
+                          <a14:useLocalDpi xmlns:a14="http://schemas.microsoft.com/office/drawing/2010/main" val="0"/>
+                        </a:ext>
+                      </a:extLst>
+                    </a:blip>
+                    <a:srcRect/>
+                    <a:stretch>
+                      <a:fillRect/>
+                    </a:stretch>
+                  </pic:blipFill>
+                  <pic:spPr bwMode="auto">
+                    <a:xfrm>
+                      <a:off x="0" y="0"/>
+                      <a:ext cx="5152227" cy="3370554"/>
+                    </a:xfrm>
+                    <a:prstGeom prst="rect">
+                      <a:avLst/>
+                    </a:prstGeom>
+                    <a:noFill/>
+                  </pic:spPr>
+                </pic:pic>
+              </a:graphicData>
+            </a:graphic>
+          </wp:inline>
+        </w:drawing>
+      </w:r>
+    </w:p>
+    <w:p>
+      <w:pPr>
         <w:spacing w:after="60"/>
       </w:pPr>
       <w:r>
@@ -6625,7 +6783,7 @@
         </w:rPr>
         <w:t xml:space="preserve">Trello Board: </w:t>
       </w:r>
-      <w:hyperlink r:id="rId5" w:history="1">
+      <w:hyperlink r:id="rId6" w:history="1">
         <w:r>
           <w:rPr>
             <w:rStyle w:val="Hyperlink"/>
@@ -6663,7 +6821,7 @@
                     </pic:cNvPicPr>
                   </pic:nvPicPr>
                   <pic:blipFill>
-                    <a:blip r:embed="rId6"/>
+                    <a:blip r:embed="rId7"/>
                     <a:srcRect/>
                     <a:stretch>
                       <a:fillRect/>
@@ -6696,7 +6854,7 @@
         </w:rPr>
         <w:t xml:space="preserve">GitHub Repository: </w:t>
       </w:r>
-      <w:hyperlink r:id="rId7" w:history="1">
+      <w:hyperlink r:id="rId8" w:history="1">
         <w:r>
           <w:rPr>
             <w:rStyle w:val="Hyperlink"/>
@@ -6713,6 +6871,7 @@
         <w:rPr>
           <w:noProof/>
         </w:rPr>
+        <w:lastRenderedPageBreak/>
         <w:drawing>
           <wp:inline distT="0" distB="0" distL="0" distR="0" wp14:anchorId="47487EFE" wp14:editId="433CC132">
             <wp:extent cx="5905500" cy="2914650"/>
@@ -6731,7 +6890,7 @@
                     </pic:cNvPicPr>
                   </pic:nvPicPr>
                   <pic:blipFill>
-                    <a:blip r:embed="rId8"/>
+                    <a:blip r:embed="rId9"/>
                     <a:srcRect/>
                     <a:stretch>
                       <a:fillRect/>
@@ -6764,7 +6923,7 @@
         </w:rPr>
         <w:t xml:space="preserve">Raw Dataset — Coffee Shop Sales Dataset: </w:t>
       </w:r>
-      <w:hyperlink r:id="rId9" w:history="1">
+      <w:hyperlink r:id="rId10" w:history="1">
         <w:r>
           <w:rPr>
             <w:rStyle w:val="Hyperlink"/>
@@ -6806,7 +6965,6 @@
           <w:b/>
           <w:bCs/>
         </w:rPr>
-        <w:lastRenderedPageBreak/>
         <w:t>Chart 1 — “When the queue forms” (Temporal Heat Map), Owner: Samarakoon</w:t>
       </w:r>
       <w:r>
@@ -6840,77 +6998,6 @@
             <wp:extent cx="5905500" cy="2200275"/>
             <wp:effectExtent l="0" t="0" r="0" b="0"/>
             <wp:docPr id="1" name="Picture 1"/>
-            <wp:cNvGraphicFramePr>
-              <a:graphicFrameLocks xmlns:a="http://schemas.openxmlformats.org/drawingml/2006/main" noChangeAspect="1"/>
-            </wp:cNvGraphicFramePr>
-            <a:graphic xmlns:a="http://schemas.openxmlformats.org/drawingml/2006/main">
-              <a:graphicData uri="http://schemas.openxmlformats.org/drawingml/2006/picture">
-                <pic:pic xmlns:pic="http://schemas.openxmlformats.org/drawingml/2006/picture">
-                  <pic:nvPicPr>
-                    <pic:cNvPr id="0" name=""/>
-                    <pic:cNvPicPr>
-                      <a:picLocks noChangeAspect="1" noChangeArrowheads="1"/>
-                    </pic:cNvPicPr>
-                  </pic:nvPicPr>
-                  <pic:blipFill>
-                    <a:blip r:embed="rId10"/>
-                    <a:srcRect/>
-                    <a:stretch>
-                      <a:fillRect/>
-                    </a:stretch>
-                  </pic:blipFill>
-                  <pic:spPr bwMode="auto">
-                    <a:xfrm>
-                      <a:off x="0" y="0"/>
-                      <a:ext cx="5905500" cy="2200275"/>
-                    </a:xfrm>
-                    <a:prstGeom prst="rect">
-                      <a:avLst/>
-                    </a:prstGeom>
-                  </pic:spPr>
-                </pic:pic>
-              </a:graphicData>
-            </a:graphic>
-          </wp:inline>
-        </w:drawing>
-      </w:r>
-    </w:p>
-    <w:p>
-      <w:pPr>
-        <w:spacing w:after="60"/>
-      </w:pPr>
-      <w:r>
-        <w:rPr>
-          <w:b/>
-          <w:bCs/>
-        </w:rPr>
-        <w:t>Chart 2 — “Where the money lands” (Store Location Map), Owner: Ilamperuma</w:t>
-      </w:r>
-      <w:r>
-        <w:t xml:space="preserve"> — file: 2_StoreMap_WhereTheMoneyLands.xlsx</w:t>
-      </w:r>
-    </w:p>
-    <w:p>
-      <w:pPr>
-        <w:spacing w:after="120"/>
-      </w:pPr>
-      <w:r>
-        <w:t>Built as a bubble chart plotting each store by latitude/longitude, with bubble size mapped to revenue, alongside a ranked table (Hell's Kitchen $236,511 → Astoria $232,244 → Lower Manhattan $230,057) and the spread/units-per-transaction stats later carried into the final map's ranking panel.</w:t>
-      </w:r>
-    </w:p>
-    <w:p>
-      <w:pPr>
-        <w:spacing w:after="200"/>
-      </w:pPr>
-      <w:r>
-        <w:rPr>
-          <w:noProof/>
-        </w:rPr>
-        <w:drawing>
-          <wp:inline distT="0" distB="0" distL="0" distR="0" wp14:anchorId="31FEA0B6" wp14:editId="31FEA0B7">
-            <wp:extent cx="4572000" cy="3581400"/>
-            <wp:effectExtent l="0" t="0" r="0" b="0"/>
-            <wp:docPr id="1209886137" name="Picture 1209886137"/>
             <wp:cNvGraphicFramePr>
               <a:graphicFrameLocks xmlns:a="http://schemas.openxmlformats.org/drawingml/2006/main" noChangeAspect="1"/>
             </wp:cNvGraphicFramePr>
@@ -6933,6 +7020,78 @@
                   <pic:spPr bwMode="auto">
                     <a:xfrm>
                       <a:off x="0" y="0"/>
+                      <a:ext cx="5905500" cy="2200275"/>
+                    </a:xfrm>
+                    <a:prstGeom prst="rect">
+                      <a:avLst/>
+                    </a:prstGeom>
+                  </pic:spPr>
+                </pic:pic>
+              </a:graphicData>
+            </a:graphic>
+          </wp:inline>
+        </w:drawing>
+      </w:r>
+    </w:p>
+    <w:p>
+      <w:pPr>
+        <w:spacing w:after="60"/>
+      </w:pPr>
+      <w:r>
+        <w:rPr>
+          <w:b/>
+          <w:bCs/>
+        </w:rPr>
+        <w:t>Chart 2 — “Where the money lands” (Store Location Map), Owner: Ilamperuma</w:t>
+      </w:r>
+      <w:r>
+        <w:t xml:space="preserve"> — file: 2_StoreMap_WhereTheMoneyLands.xlsx</w:t>
+      </w:r>
+    </w:p>
+    <w:p>
+      <w:pPr>
+        <w:spacing w:after="120"/>
+      </w:pPr>
+      <w:r>
+        <w:t>Built as a bubble chart plotting each store by latitude/longitude, with bubble size mapped to revenue, alongside a ranked table (Hell's Kitchen $236,511 → Astoria $232,244 → Lower Manhattan $230,057) and the spread/units-per-transaction stats later carried into the final map's ranking panel.</w:t>
+      </w:r>
+    </w:p>
+    <w:p>
+      <w:pPr>
+        <w:spacing w:after="200"/>
+      </w:pPr>
+      <w:r>
+        <w:rPr>
+          <w:noProof/>
+        </w:rPr>
+        <w:lastRenderedPageBreak/>
+        <w:drawing>
+          <wp:inline distT="0" distB="0" distL="0" distR="0" wp14:anchorId="31FEA0B6" wp14:editId="31FEA0B7">
+            <wp:extent cx="4572000" cy="3581400"/>
+            <wp:effectExtent l="0" t="0" r="0" b="0"/>
+            <wp:docPr id="1209886137" name="Picture 1209886137"/>
+            <wp:cNvGraphicFramePr>
+              <a:graphicFrameLocks xmlns:a="http://schemas.openxmlformats.org/drawingml/2006/main" noChangeAspect="1"/>
+            </wp:cNvGraphicFramePr>
+            <a:graphic xmlns:a="http://schemas.openxmlformats.org/drawingml/2006/main">
+              <a:graphicData uri="http://schemas.openxmlformats.org/drawingml/2006/picture">
+                <pic:pic xmlns:pic="http://schemas.openxmlformats.org/drawingml/2006/picture">
+                  <pic:nvPicPr>
+                    <pic:cNvPr id="0" name=""/>
+                    <pic:cNvPicPr>
+                      <a:picLocks noChangeAspect="1" noChangeArrowheads="1"/>
+                    </pic:cNvPicPr>
+                  </pic:nvPicPr>
+                  <pic:blipFill>
+                    <a:blip r:embed="rId12"/>
+                    <a:srcRect/>
+                    <a:stretch>
+                      <a:fillRect/>
+                    </a:stretch>
+                  </pic:blipFill>
+                  <pic:spPr bwMode="auto">
+                    <a:xfrm>
+                      <a:off x="0" y="0"/>
                       <a:ext cx="4572000" cy="3581400"/>
                     </a:xfrm>
                     <a:prstGeom prst="rect">
@@ -6978,7 +7137,6 @@
         <w:spacing w:before="200" w:after="100"/>
       </w:pPr>
       <w:r>
-        <w:lastRenderedPageBreak/>
         <w:t>Intended Interactive Features and Their Added Value</w:t>
       </w:r>
     </w:p>
@@ -7146,7 +7304,23 @@
                 <w:sz w:val="18"/>
                 <w:szCs w:val="18"/>
               </w:rPr>
-              <w:t>Keeps the three views mutually consistent and turns three static snapshots into a single coherent instrument, rather than three separately-filtered charts that could contradict each other.</w:t>
+              <w:t xml:space="preserve">Keeps the three views mutually consistent and turns three static snapshots into a single coherent instrument, rather than three </w:t>
+            </w:r>
+            <w:proofErr w:type="gramStart"/>
+            <w:r>
+              <w:rPr>
+                <w:sz w:val="18"/>
+                <w:szCs w:val="18"/>
+              </w:rPr>
+              <w:t>separately-filtered</w:t>
+            </w:r>
+            <w:proofErr w:type="gramEnd"/>
+            <w:r>
+              <w:rPr>
+                <w:sz w:val="18"/>
+                <w:szCs w:val="18"/>
+              </w:rPr>
+              <w:t xml:space="preserve"> charts that could contradict each other.</w:t>
             </w:r>
           </w:p>
         </w:tc>
@@ -7211,7 +7385,23 @@
                 <w:sz w:val="18"/>
                 <w:szCs w:val="18"/>
               </w:rPr>
-              <w:t>Turns “when in general is it busy” into “is 9am consistently busy, or is Monday 9am an outlier” — a comparison that's hard to make by eye across a 7×15 grid without the highlight.</w:t>
+              <w:t xml:space="preserve">Turns “when in general is it busy” into “is 9am consistently </w:t>
+            </w:r>
+            <w:proofErr w:type="gramStart"/>
+            <w:r>
+              <w:rPr>
+                <w:sz w:val="18"/>
+                <w:szCs w:val="18"/>
+              </w:rPr>
+              <w:t>busy, or</w:t>
+            </w:r>
+            <w:proofErr w:type="gramEnd"/>
+            <w:r>
+              <w:rPr>
+                <w:sz w:val="18"/>
+                <w:szCs w:val="18"/>
+              </w:rPr>
+              <w:t xml:space="preserve"> is Monday 9am an outlier” — a comparison that's hard to make by eye across a 7×15 grid without the highlight.</w:t>
             </w:r>
           </w:p>
         </w:tc>
@@ -7312,12 +7502,21 @@
             </w:tcMar>
           </w:tcPr>
           <w:p>
-            <w:r>
-              <w:rPr>
-                <w:sz w:val="18"/>
-                <w:szCs w:val="18"/>
-              </w:rPr>
-              <w:t>Lets the user box-select a cluster of points</w:t>
+            <w:proofErr w:type="gramStart"/>
+            <w:r>
+              <w:rPr>
+                <w:sz w:val="18"/>
+                <w:szCs w:val="18"/>
+              </w:rPr>
+              <w:t>Lets</w:t>
+            </w:r>
+            <w:proofErr w:type="gramEnd"/>
+            <w:r>
+              <w:rPr>
+                <w:sz w:val="18"/>
+                <w:szCs w:val="18"/>
+              </w:rPr>
+              <w:t xml:space="preserve"> the user box-select a cluster of points</w:t>
             </w:r>
           </w:p>
         </w:tc>
@@ -7338,7 +7537,23 @@
                 <w:sz w:val="18"/>
                 <w:szCs w:val="18"/>
               </w:rPr>
-              <w:t>With 56+ store-days plotted, lets someone isolate a low-volume cluster and check whether it still tracks the same trendline slope, or breaks down at the extremes.</w:t>
+              <w:t xml:space="preserve">With 56+ store-days plotted, </w:t>
+            </w:r>
+            <w:proofErr w:type="gramStart"/>
+            <w:r>
+              <w:rPr>
+                <w:sz w:val="18"/>
+                <w:szCs w:val="18"/>
+              </w:rPr>
+              <w:t>lets</w:t>
+            </w:r>
+            <w:proofErr w:type="gramEnd"/>
+            <w:r>
+              <w:rPr>
+                <w:sz w:val="18"/>
+                <w:szCs w:val="18"/>
+              </w:rPr>
+              <w:t xml:space="preserve"> someone isolate a low-volume cluster and check whether it still tracks the same trendline slope, or breaks down at the extremes.</w:t>
             </w:r>
           </w:p>
         </w:tc>
@@ -7556,7 +7771,15 @@
                 <w:sz w:val="18"/>
                 <w:szCs w:val="18"/>
               </w:rPr>
-              <w:t>How do coffee shop sales vary in terms of when customers buy, where revenue is generated, and the relationship between units sold and daily revenue during the morning rush?</w:t>
+              <w:t xml:space="preserve">How do coffee shop sales vary in terms of when customers buy, where revenue is </w:t>
+            </w:r>
+            <w:r>
+              <w:rPr>
+                <w:sz w:val="18"/>
+                <w:szCs w:val="18"/>
+              </w:rPr>
+              <w:lastRenderedPageBreak/>
+              <w:t>generated, and the relationship between units sold and daily revenue during the morning rush?</w:t>
             </w:r>
           </w:p>
         </w:tc>
@@ -7576,6 +7799,7 @@
                 <w:sz w:val="18"/>
                 <w:szCs w:val="18"/>
               </w:rPr>
+              <w:lastRenderedPageBreak/>
               <w:t>—</w:t>
             </w:r>
           </w:p>
